--- a/test-data/wml/header_first_page.docx
+++ b/test-data/wml/header_first_page.docx
@@ -16,9 +16,9 @@
       <w:headerReference w:type="default" r:id="rId2"/>
       <w:headerReference w:type="first" r:id="rId3"/>
       <w:footerReference w:type="default" r:id="rId4"/>
-      <w:titlePg/>
       <w:pgSz w:w="12240" w:h="15840"/>
       <w:pgMar w:top="1440" w:right="1440" w:bottom="1440" w:left="1440" w:header="720" w:footer="720" w:gutter="0"/>
+      <w:titlePg/>
     </w:sectPr>
   </w:body>
 </w:document>
